--- a/Files/01 - Bereshis/02 - Noach/5786/Noach 5786.docx
+++ b/Files/01 - Bereshis/02 - Noach/5786/Noach 5786.docx
@@ -400,7 +400,7 @@
         <w:rPr>
           <w:rFonts w:ascii="Times New Roman" w:hAnsi="Times New Roman" w:cs="Times New Roman"/>
         </w:rPr>
-        <w:t xml:space="preserve"> quoted in </w:t>
+        <w:t xml:space="preserve"> quoted in</w:t>
       </w:r>
       <w:r>
         <w:rPr>
@@ -1168,30 +1168,9 @@
       </w:r>
       <w:r>
         <w:rPr>
-          <w:rFonts w:ascii="Times New Roman" w:hAnsi="Times New Roman" w:cs="Times New Roman" w:hint="cs"/>
-          <w:rtl/>
-        </w:rPr>
-        <w:t>תולדות</w:t>
-      </w:r>
-      <w:r>
-        <w:rPr>
-          <w:rFonts w:ascii="Times New Roman" w:hAnsi="Times New Roman" w:cs="Times New Roman"/>
-          <w:rtl/>
-        </w:rPr>
-        <w:t xml:space="preserve"> </w:t>
-      </w:r>
-      <w:r>
-        <w:rPr>
-          <w:rFonts w:ascii="Times New Roman" w:hAnsi="Times New Roman" w:cs="Times New Roman" w:hint="cs"/>
-          <w:rtl/>
-        </w:rPr>
-        <w:t>נח</w:t>
-      </w:r>
-      <w:r>
-        <w:rPr>
-          <w:rFonts w:ascii="Times New Roman" w:hAnsi="Times New Roman" w:cs="Times New Roman"/>
-        </w:rPr>
-        <w:t xml:space="preserve"> </w:t>
+          <w:rFonts w:ascii="Times New Roman" w:hAnsi="Times New Roman" w:cs="Times New Roman"/>
+        </w:rPr>
+        <w:t xml:space="preserve">toldos Noach </w:t>
       </w:r>
       <w:r>
         <w:rPr>
@@ -1427,7 +1406,7 @@
         <w:rPr>
           <w:rFonts w:ascii="Times New Roman" w:hAnsi="Times New Roman" w:cs="Times New Roman"/>
         </w:rPr>
-        <w:t xml:space="preserve">He was putting in efforts for </w:t>
+        <w:t>He was putting in efforts for</w:t>
       </w:r>
       <w:r>
         <w:rPr>

--- a/Files/01 - Bereshis/02 - Noach/5786/Noach 5786.docx
+++ b/Files/01 - Bereshis/02 - Noach/5786/Noach 5786.docx
@@ -400,7 +400,7 @@
         <w:rPr>
           <w:rFonts w:ascii="Times New Roman" w:hAnsi="Times New Roman" w:cs="Times New Roman"/>
         </w:rPr>
-        <w:t xml:space="preserve"> quoted in</w:t>
+        <w:t xml:space="preserve"> quoted in </w:t>
       </w:r>
       <w:r>
         <w:rPr>
@@ -1406,7 +1406,7 @@
         <w:rPr>
           <w:rFonts w:ascii="Times New Roman" w:hAnsi="Times New Roman" w:cs="Times New Roman"/>
         </w:rPr>
-        <w:t>He was putting in efforts for</w:t>
+        <w:t xml:space="preserve">He was putting in efforts for </w:t>
       </w:r>
       <w:r>
         <w:rPr>
